--- a/deliverables/video-1-slides/hit-final/Video_1_HIT_FINAL/SHORTS/Video_1_Short_4_Look_Under_The_Title.docx
+++ b/deliverables/video-1-slides/hit-final/Video_1_HIT_FINAL/SHORTS/Video_1_Short_4_Look_Under_The_Title.docx
@@ -119,7 +119,7 @@
           <w:color w:val="1A1A1A"/>
           <w:sz w:val="27"/>
         </w:rPr>
-        <w:t>Underneath it, answer three questions.</w:t>
+        <w:t>Underneath it, I want you to answer three questions.</w:t>
       </w:r>
     </w:p>
     <w:p>
@@ -209,7 +209,7 @@
           <w:color w:val="1A1A1A"/>
           <w:sz w:val="27"/>
         </w:rPr>
-        <w:t>Do not choose a word simply because it sounds good.</w:t>
+        <w:t>Do not choose a word just because it sounds good.</w:t>
       </w:r>
     </w:p>
     <w:p>
@@ -224,7 +224,7 @@
           <w:color w:val="1A1A1A"/>
           <w:sz w:val="27"/>
         </w:rPr>
-        <w:t>Attach it to evidence.</w:t>
+        <w:t>Attach it to your evidence.</w:t>
       </w:r>
     </w:p>
     <w:p>
@@ -239,7 +239,7 @@
           <w:color w:val="1A1A1A"/>
           <w:sz w:val="27"/>
         </w:rPr>
-        <w:t>That is how you begin to see what your work built in you, rather than only where the work happened.</w:t>
+        <w:t>That is how you start to see what your work built in you, rather than only where the work happened.</w:t>
       </w:r>
     </w:p>
     <w:sectPr>

--- a/deliverables/video-1-slides/hit-final/Video_1_HIT_FINAL/SHORTS/Video_1_Short_4_Look_Under_The_Title.docx
+++ b/deliverables/video-1-slides/hit-final/Video_1_HIT_FINAL/SHORTS/Video_1_Short_4_Look_Under_The_Title.docx
@@ -14,7 +14,7 @@
           <w:color w:val="8A6D1E"/>
           <w:sz w:val="20"/>
         </w:rPr>
-        <w:t>VIDEO 1 SHORT</w:t>
+        <w:t>VIDEO 1 SHORT  ·  v5.0</w:t>
       </w:r>
     </w:p>
     <w:p>
@@ -58,7 +58,7 @@
           <w:color w:val="5A6B82"/>
           <w:sz w:val="22"/>
         </w:rPr>
-        <w:t>Verbal hook:  “Put your job title aside for one minute.”</w:t>
+        <w:t>Opening line:  “Put your job title aside for one minute and try this.”</w:t>
       </w:r>
     </w:p>
     <w:p>
@@ -104,7 +104,7 @@
           <w:color w:val="1A1A1A"/>
           <w:sz w:val="27"/>
         </w:rPr>
-        <w:t>Put your job title aside for one minute.</w:t>
+        <w:t>Put your job title aside for one minute and try this.</w:t>
       </w:r>
     </w:p>
     <w:p>
@@ -119,7 +119,7 @@
           <w:color w:val="1A1A1A"/>
           <w:sz w:val="27"/>
         </w:rPr>
-        <w:t>Underneath it, I want you to answer three questions.</w:t>
+        <w:t>Write down three times people relied on your judgment.</w:t>
       </w:r>
     </w:p>
     <w:p>
@@ -134,7 +134,7 @@
           <w:color w:val="1A1A1A"/>
           <w:sz w:val="27"/>
         </w:rPr>
-        <w:t>What problems do people repeatedly trust me to solve?</w:t>
+        <w:t>Not three projects. Three moments where somebody needed you to work something out.</w:t>
       </w:r>
     </w:p>
     <w:p>
@@ -149,7 +149,7 @@
           <w:color w:val="1A1A1A"/>
           <w:sz w:val="27"/>
         </w:rPr>
-        <w:t>What decisions can I now make with better judgment?</w:t>
+        <w:t>Now look for the verb that keeps showing up.</w:t>
       </w:r>
     </w:p>
     <w:p>
@@ -164,7 +164,7 @@
           <w:color w:val="1A1A1A"/>
           <w:sz w:val="27"/>
         </w:rPr>
-        <w:t>And what could I do in another setting because of what I learned here?</w:t>
+        <w:t>Were you diagnosing? Stabilising something? Translating between people? Designing? Getting people lined up behind a decision?</w:t>
       </w:r>
     </w:p>
     <w:p>
@@ -179,7 +179,7 @@
           <w:color w:val="1A1A1A"/>
           <w:sz w:val="27"/>
         </w:rPr>
-        <w:t>Then look for the verbs that repeat across your examples.</w:t>
+        <w:t>That repeated verb is usually the thing that travels.</w:t>
       </w:r>
     </w:p>
     <w:p>
@@ -194,7 +194,7 @@
           <w:color w:val="1A1A1A"/>
           <w:sz w:val="27"/>
         </w:rPr>
-        <w:t>Maybe you diagnose, stabilize, translate, design, align or build.</w:t>
+        <w:t>But do not stop at the word.</w:t>
       </w:r>
     </w:p>
     <w:p>
@@ -209,7 +209,7 @@
           <w:color w:val="1A1A1A"/>
           <w:sz w:val="27"/>
         </w:rPr>
-        <w:t>Do not choose a word just because it sounds good.</w:t>
+        <w:t>Put your three moments underneath it.</w:t>
       </w:r>
     </w:p>
     <w:p>
@@ -224,22 +224,7 @@
           <w:color w:val="1A1A1A"/>
           <w:sz w:val="27"/>
         </w:rPr>
-        <w:t>Attach it to your evidence.</w:t>
-      </w:r>
-    </w:p>
-    <w:p>
-      <w:pPr>
-        <w:spacing w:before="0" w:after="200" w:line="360" w:lineRule="auto"/>
-        <w:keepLines w:val="1"/>
-      </w:pPr>
-      <w:r>
-        <w:rPr>
-          <w:b w:val="0"/>
-          <w:i w:val="0"/>
-          <w:color w:val="1A1A1A"/>
-          <w:sz w:val="27"/>
-        </w:rPr>
-        <w:t>That is how you start to see what your work built in you, rather than only where the work happened.</w:t>
+        <w:t>The word is what you say. The moments are why anyone believes you.</w:t>
       </w:r>
     </w:p>
     <w:sectPr>
